--- a/az/wisdom-stories/inner-housekeeping.docx
+++ b/az/wisdom-stories/inner-housekeeping.docx
@@ -336,7 +336,7 @@
         <w:rPr>
           <w:lang/>
         </w:rPr>
-        <w:t>Bu, hər şeyə boyun əymək deyildi. Dəyişə biləcəyim şeylərə güc ayırmaq üçün dəyişdirə bilmədiklərimlə savaşmağı dayandırmaq idi.</w:t>
+        <w:t>Bu, hər şeyə boyun əymək deyildi. Dəyişdirə biləcəyim şeylərə güc ayırmaq üçün dəyişdirə bilmədiklərimlə savaşmağı dayandırmaq idi.</w:t>
       </w:r>
     </w:p>
     <w:p>
